--- a/modelli/referto-carta-intestata.docx
+++ b/modelli/referto-carta-intestata.docx
@@ -625,7 +625,37 @@
         <w:sz w:val="16"/>
         <w:szCs w:val="16"/>
       </w:rPr>
-      <w:t xml:space="preserve">{{medico}}</w:t>
+      <w:t xml:space="preserve">Dr. Med. Giorgio Moschovitis</w:t>
+    </w:r>
+  </w:p>
+  <w:p>
+    <w:pPr>
+      <w:rPr>
+        <w:rFonts w:ascii="Avenir Book" w:hAnsi="Avenir Book" w:cstheme="majorHAnsi"/>
+      </w:rPr>
+    </w:pPr>
+    <w:r>
+      <w:rPr>
+        <w:rFonts w:ascii="Avenir Book" w:hAnsi="Avenir Book" w:cstheme="majorHAnsi"/>
+        <w:sz w:val="16"/>
+        <w:szCs w:val="16"/>
+      </w:rPr>
+      <w:t xml:space="preserve">Spec. FMH Medicina Interna e Cardiologia</w:t>
+    </w:r>
+  </w:p>
+  <w:p>
+    <w:pPr>
+      <w:rPr>
+        <w:rFonts w:ascii="Avenir Book" w:hAnsi="Avenir Book" w:cstheme="majorHAnsi"/>
+      </w:rPr>
+    </w:pPr>
+    <w:r>
+      <w:rPr>
+        <w:rFonts w:ascii="Avenir Book" w:hAnsi="Avenir Book" w:cstheme="majorHAnsi"/>
+        <w:sz w:val="16"/>
+        <w:szCs w:val="16"/>
+      </w:rPr>
+      <w:t xml:space="preserve">Certificazione Studi Avanzati (CAS) in Insufficienza Cardiaca-HF</w:t>
     </w:r>
   </w:p>
   <w:p>
@@ -655,7 +685,7 @@
         <w:rFonts w:ascii="Avenir Book" w:hAnsi="Avenir Book" w:cstheme="majorHAnsi"/>
         <w:sz w:val="16"/>
       </w:rPr>
-      <w:t xml:space="preserve">Tel: {{telefono}}</w:t>
+      <w:t xml:space="preserve">Tel: +41 91 640 40 40</w:t>
     </w:r>
   </w:p>
 </w:hdr>

--- a/modelli/referto-carta-intestata.docx
+++ b/modelli/referto-carta-intestata.docx
@@ -393,7 +393,7 @@
       <w:footerReference w:type="even" r:id="rId9"/>
       <w:footerReference w:type="default" r:id="rId10"/>
       <w:pgSz w:w="11906" w:h="16838"/>
-      <w:pgMar w:top="1417" w:right="1134" w:bottom="0" w:left="1134" w:header="708" w:footer="0" w:gutter="0"/>
+      <w:pgMar w:top="1417" w:right="1134" w:bottom="1134" w:left="1134" w:header="708" w:footer="708" w:gutter="0"/>
       <w:cols w:space="720"/>
       <w:formProt w:val="0"/>
       <w:docGrid w:linePitch="360"/>

--- a/modelli/referto-carta-intestata.docx
+++ b/modelli/referto-carta-intestata.docx
@@ -393,7 +393,7 @@
       <w:footerReference w:type="even" r:id="rId9"/>
       <w:footerReference w:type="default" r:id="rId10"/>
       <w:pgSz w:w="11906" w:h="16838"/>
-      <w:pgMar w:top="1417" w:right="1134" w:bottom="1134" w:left="1134" w:header="708" w:footer="708" w:gutter="0"/>
+      <w:pgMar w:top="2835" w:right="1134" w:bottom="1134" w:left="1134" w:header="708" w:footer="708" w:gutter="0"/>
       <w:cols w:space="720"/>
       <w:formProt w:val="0"/>
       <w:docGrid w:linePitch="360"/>

--- a/modelli/referto-carta-intestata.docx
+++ b/modelli/referto-carta-intestata.docx
@@ -75,7 +75,7 @@
                 <w:rFonts w:asciiTheme="majorHAnsi" w:hAnsiTheme="majorHAnsi" w:cstheme="majorHAnsi"/>
                 <w:lang w:val="it-IT"/>
               </w:rPr>
-              <w:t>Via email</w:t>
+              <w:t>{{via}}</w:t>
             </w:r>
           </w:p>
           <w:p>
@@ -263,7 +263,7 @@
                 <w:rFonts w:asciiTheme="majorHAnsi" w:hAnsiTheme="majorHAnsi" w:cstheme="majorHAnsi"/>
                 <w:lang w:val="it-IT"/>
               </w:rPr>
-              <w:t>VISITA AMBULATORIALE, RAPPORTO</w:t>
+              <w:t>{{titolo}}</w:t>
             </w:r>
           </w:p>
         </w:tc>
@@ -385,7 +385,7 @@
           <w:rFonts w:asciiTheme="majorHAnsi" w:hAnsiTheme="majorHAnsi" w:cstheme="majorHAnsi"/>
           <w:lang w:val="it-IT"/>
         </w:rPr>
-        <w:t>Copia: alla paziente</w:t>
+        <w:t>{{copia}}</w:t>
       </w:r>
     </w:p>
     <w:sectPr>
@@ -625,7 +625,7 @@
         <w:sz w:val="16"/>
         <w:szCs w:val="16"/>
       </w:rPr>
-      <w:t xml:space="preserve">Dr. Med. Giorgio Moschovitis</w:t>
+      <w:t xml:space="preserve">{{int_nome}}</w:t>
     </w:r>
   </w:p>
   <w:p>
@@ -640,52 +640,7 @@
         <w:sz w:val="16"/>
         <w:szCs w:val="16"/>
       </w:rPr>
-      <w:t xml:space="preserve">Spec. FMH Medicina Interna e Cardiologia</w:t>
-    </w:r>
-  </w:p>
-  <w:p>
-    <w:pPr>
-      <w:rPr>
-        <w:rFonts w:ascii="Avenir Book" w:hAnsi="Avenir Book" w:cstheme="majorHAnsi"/>
-      </w:rPr>
-    </w:pPr>
-    <w:r>
-      <w:rPr>
-        <w:rFonts w:ascii="Avenir Book" w:hAnsi="Avenir Book" w:cstheme="majorHAnsi"/>
-        <w:sz w:val="16"/>
-        <w:szCs w:val="16"/>
-      </w:rPr>
-      <w:t xml:space="preserve">Certificazione Studi Avanzati (CAS) in Insufficienza Cardiaca-HF</w:t>
-    </w:r>
-  </w:p>
-  <w:p>
-    <w:pPr>
-      <w:rPr>
-        <w:rFonts w:ascii="Avenir Book" w:hAnsi="Avenir Book" w:cstheme="majorHAnsi"/>
-      </w:rPr>
-    </w:pPr>
-    <w:r>
-      <w:rPr>
-        <w:rFonts w:ascii="Avenir Book" w:hAnsi="Avenir Book" w:cstheme="majorHAnsi"/>
-        <w:sz w:val="16"/>
-        <w:szCs w:val="16"/>
-      </w:rPr>
-      <w:t>Via Pretorio 9, 6900 Lugano (CH)</w:t>
-    </w:r>
-  </w:p>
-  <w:p>
-    <w:pPr>
-      <w:pStyle w:val="Intestazione"/>
-      <w:rPr>
-        <w:rFonts w:ascii="Avenir Book" w:hAnsi="Avenir Book" w:cstheme="majorHAnsi"/>
-      </w:rPr>
-    </w:pPr>
-    <w:r>
-      <w:rPr>
-        <w:rFonts w:ascii="Avenir Book" w:hAnsi="Avenir Book" w:cstheme="majorHAnsi"/>
-        <w:sz w:val="16"/>
-      </w:rPr>
-      <w:t xml:space="preserve">Tel: +41 91 640 40 40</w:t>
+      <w:t xml:space="preserve">{{intestazione}}</w:t>
     </w:r>
   </w:p>
 </w:hdr>
